--- a/docs/reference/Copilot_Training_Lab_Workbook.docx
+++ b/docs/reference/Copilot_Training_Lab_Workbook.docx
@@ -5478,6 +5478,7 @@
         <w:pStyle w:val="PromptBlock"/>
       </w:pPr>
       <w:r>
+        <w:rPr/>
         <w:t>Create an action table from the project charter.</w:t>
       </w:r>
       <w:r>
@@ -5487,45 +5488,99 @@
         <w:br/>
       </w:r>
       <w:r>
+        <w:rPr/>
         <w:t>Columns:</w:t>
       </w:r>
       <w:r>
         <w:br/>
       </w:r>
       <w:r>
+        <w:rPr/>
         <w:t>- Action</w:t>
       </w:r>
       <w:r>
         <w:br/>
       </w:r>
       <w:r>
+        <w:rPr/>
         <w:t>- Owner or role</w:t>
       </w:r>
       <w:r>
         <w:br/>
       </w:r>
       <w:r>
+        <w:rPr/>
         <w:t>- Priority</w:t>
       </w:r>
       <w:r>
         <w:br/>
       </w:r>
       <w:r>
+        <w:rPr/>
         <w:t>- Due date if available</w:t>
       </w:r>
       <w:r>
         <w:br/>
       </w:r>
       <w:r>
+        <w:rPr/>
         <w:t>- Risk if delayed</w:t>
       </w:r>
       <w:r>
         <w:br/>
       </w:r>
       <w:r>
+        <w:rPr/>
         <w:t>- Recommended next step</w:t>
       </w:r>
     </w:p>
+    <w:tbl>
+      <w:tblPr>
+        <w:tblStyle w:val="TableGrid"/>
+        <w:tblW w:w="0" w:type="auto"/>
+        <w:tblLook w:val="04A0" w:firstRow="1" w:lastRow="0" w:firstColumn="1" w:lastColumn="0" w:noHBand="0" w:noVBand="1"/>
+      </w:tblPr>
+      <w:tblGrid>
+        <w:gridCol w:w="10215"/>
+      </w:tblGrid>
+      <w:tr>
+        <w:tc>
+          <w:tcPr>
+            <w:tcW w:w="10215" w:type="dxa"/>
+            <w:tcBorders>
+              <w:top w:val="single" w:color="B8D8CC" w:sz="4"/>
+              <w:left w:val="single" w:color="B8D8CC" w:sz="4"/>
+              <w:bottom w:val="single" w:color="B8D8CC" w:sz="4"/>
+              <w:right w:val="single" w:color="B8D8CC" w:sz="4"/>
+            </w:tcBorders>
+            <w:shd w:val="clear" w:color="auto" w:fill="EAF7F1"/>
+            <w:tcMar/>
+          </w:tcPr>
+          <w:p>
+            <w:pPr>
+              <w:pStyle w:val="Normal"/>
+            </w:pPr>
+            <w:r>
+              <w:rPr>
+                <w:b w:val="1"/>
+                <w:bCs w:val="1"/>
+                <w:color w:val="0B3D2E"/>
+                <w:sz w:val="19"/>
+                <w:szCs w:val="19"/>
+              </w:rPr>
+              <w:t xml:space="preserve">Additional prompt library: </w:t>
+            </w:r>
+            <w:r>
+              <w:rPr>
+                <w:sz w:val="19"/>
+                <w:szCs w:val="19"/>
+              </w:rPr>
+              <w:t>For more Copilot Chat prompt examples to try after this lab, open https://copilotlabs.dsigncodehub.com/reference/microsoft-365-copilot-prompt-library.html and explore prompts for summarizing files, extracting actions, comparing information, and creating executive-ready outputs.</w:t>
+            </w:r>
+          </w:p>
+        </w:tc>
+      </w:tr>
+    </w:tbl>
     <w:tbl>
       <w:tblPr>
         <w:tblW w:w="0" w:type="auto"/>
@@ -5549,26 +5604,45 @@
               <w:right w:val="single" w:color="B8D8CC" w:sz="4" w:space="0"/>
             </w:tcBorders>
             <w:shd w:val="clear" w:color="auto" w:fill="EAF7F1"/>
-          </w:tcPr>
-          <w:p>
-            <w:pPr>
-              <w:rPr>
-                <w:rFonts w:hint="eastAsia"/>
-              </w:rPr>
-            </w:pPr>
-            <w:r>
-              <w:rPr>
-                <w:b/>
+            <w:tcMar/>
+          </w:tcPr>
+          <w:p>
+            <w:pPr>
+              <w:rPr>
+                <w:sz w:val="19"/>
+                <w:szCs w:val="19"/>
+              </w:rPr>
+            </w:pPr>
+            <w:r>
+              <w:rPr>
+                <w:b w:val="1"/>
+                <w:bCs w:val="1"/>
                 <w:color w:val="0B3D2E"/>
                 <w:sz w:val="19"/>
+                <w:szCs w:val="19"/>
               </w:rPr>
               <w:t xml:space="preserve">Debrief question: </w:t>
             </w:r>
             <w:r>
               <w:rPr>
                 <w:sz w:val="19"/>
-              </w:rPr>
-              <w:t>Which prompt produced the most useful answer, and what changed when you specified audience, format, and decision context?</w:t>
+                <w:szCs w:val="19"/>
+              </w:rPr>
+              <w:t xml:space="preserve">Which prompt produced the most useful answer, and what changed when you specified </w:t>
+            </w:r>
+            <w:r>
+              <w:rPr>
+                <w:sz w:val="19"/>
+                <w:szCs w:val="19"/>
+              </w:rPr>
+              <w:t>audience</w:t>
+            </w:r>
+            <w:r>
+              <w:rPr>
+                <w:sz w:val="19"/>
+                <w:szCs w:val="19"/>
+              </w:rPr>
+              <w:t>, format, and decision context?</w:t>
             </w:r>
           </w:p>
         </w:tc>
@@ -6331,7 +6405,24 @@
         <w:pStyle w:val="Heading2"/>
       </w:pPr>
       <w:r>
+        <w:rPr/>
         <w:t>Exercise 4 - Summarize the final document</w:t>
+      </w:r>
+    </w:p>
+    <w:p>
+      <w:pPr>
+        <w:pStyle w:val="Checklist"/>
+      </w:pPr>
+      <w:r>
+        <w:rPr>
+          <w:b w:val="1"/>
+          <w:bCs w:val="1"/>
+        </w:rPr>
+        <w:t xml:space="preserve">☐ </w:t>
+      </w:r>
+      <w:r>
+        <w:rPr/>
+        <w:t>Open Copilot in Word. In newer versions, select the Copilot icon in the lower-right corner of the document; in older versions, open Copilot from the Home tab.</w:t>
       </w:r>
     </w:p>
     <w:p>
@@ -6348,7 +6439,7 @@
         <w:t xml:space="preserve">☐ </w:t>
       </w:r>
       <w:r>
-        <w:t>Open the Copilot pane from the Home tab.</w:t>
+        <w:t>Submit the following prompt.</w:t>
       </w:r>
     </w:p>
     <w:p>
@@ -6365,23 +6456,6 @@
         <w:t xml:space="preserve">☐ </w:t>
       </w:r>
       <w:r>
-        <w:t>Submit the following prompt.</w:t>
-      </w:r>
-    </w:p>
-    <w:p>
-      <w:pPr>
-        <w:pStyle w:val="Checklist"/>
-        <w:rPr>
-          <w:rFonts w:hint="eastAsia"/>
-        </w:rPr>
-      </w:pPr>
-      <w:r>
-        <w:rPr>
-          <w:b/>
-        </w:rPr>
-        <w:t xml:space="preserve">☐ </w:t>
-      </w:r>
-      <w:r>
         <w:t>Add the summary to the end of the document if the output is useful.</w:t>
       </w:r>
     </w:p>
@@ -6390,6 +6464,7 @@
         <w:pStyle w:val="PromptBlock"/>
       </w:pPr>
       <w:r>
+        <w:rPr/>
         <w:t>Summarize this report for a leader who has only two minutes to read it.</w:t>
       </w:r>
       <w:r>
@@ -6399,33 +6474,85 @@
         <w:br/>
       </w:r>
       <w:r>
+        <w:rPr/>
         <w:t>Highlight:</w:t>
       </w:r>
       <w:r>
         <w:br/>
       </w:r>
       <w:r>
+        <w:rPr/>
         <w:t>- Top three points</w:t>
       </w:r>
       <w:r>
         <w:br/>
       </w:r>
       <w:r>
+        <w:rPr/>
         <w:t>- Key risks</w:t>
       </w:r>
       <w:r>
         <w:br/>
       </w:r>
       <w:r>
+        <w:rPr/>
         <w:t>- Decisions required</w:t>
       </w:r>
       <w:r>
         <w:br/>
       </w:r>
       <w:r>
+        <w:rPr/>
         <w:t>- Immediate next actions</w:t>
       </w:r>
     </w:p>
+    <w:tbl>
+      <w:tblPr>
+        <w:tblStyle w:val="TableGrid"/>
+        <w:tblW w:w="0" w:type="auto"/>
+        <w:tblLook w:val="04A0" w:firstRow="1" w:lastRow="0" w:firstColumn="1" w:lastColumn="0" w:noHBand="0" w:noVBand="1"/>
+      </w:tblPr>
+      <w:tblGrid>
+        <w:gridCol w:w="10215"/>
+      </w:tblGrid>
+      <w:tr>
+        <w:tc>
+          <w:tcPr>
+            <w:tcW w:w="10215" w:type="dxa"/>
+            <w:tcBorders>
+              <w:top w:val="single" w:color="B8D8CC" w:sz="4"/>
+              <w:left w:val="single" w:color="B8D8CC" w:sz="4"/>
+              <w:bottom w:val="single" w:color="B8D8CC" w:sz="4"/>
+              <w:right w:val="single" w:color="B8D8CC" w:sz="4"/>
+            </w:tcBorders>
+            <w:shd w:val="clear" w:color="auto" w:fill="EAF7F1"/>
+            <w:tcMar/>
+          </w:tcPr>
+          <w:p>
+            <w:pPr>
+              <w:pStyle w:val="Normal"/>
+            </w:pPr>
+            <w:r>
+              <w:rPr>
+                <w:b w:val="1"/>
+                <w:bCs w:val="1"/>
+                <w:color w:val="0B3D2E"/>
+                <w:sz w:val="19"/>
+                <w:szCs w:val="19"/>
+              </w:rPr>
+              <w:t xml:space="preserve">Additional prompt library: </w:t>
+            </w:r>
+            <w:r>
+              <w:rPr>
+                <w:sz w:val="19"/>
+                <w:szCs w:val="19"/>
+              </w:rPr>
+              <w:t>For more Word prompt examples to try after this lab, open https://copilotlabs.dsigncodehub.com/reference/microsoft-365-copilot-prompt-library.html and explore prompts for drafting, rewriting, summarizing, improving tone, and converting content into tables.</w:t>
+            </w:r>
+          </w:p>
+        </w:tc>
+      </w:tr>
+    </w:tbl>
     <w:tbl>
       <w:tblPr>
         <w:tblW w:w="0" w:type="auto"/>
@@ -6839,29 +6966,30 @@
       </w:pPr>
       <w:r>
         <w:rPr>
-          <w:b/>
+          <w:b w:val="1"/>
+          <w:bCs w:val="1"/>
         </w:rPr>
         <w:t xml:space="preserve">☐ </w:t>
       </w:r>
       <w:r>
+        <w:rPr/>
         <w:t>Open PowerPoint in your browser.</w:t>
       </w:r>
     </w:p>
     <w:p>
       <w:pPr>
         <w:pStyle w:val="Checklist"/>
+      </w:pPr>
+      <w:r>
         <w:rPr>
-          <w:rFonts w:hint="eastAsia"/>
-        </w:rPr>
-      </w:pPr>
-      <w:r>
-        <w:rPr>
-          <w:b/>
+          <w:b w:val="1"/>
+          <w:bCs w:val="1"/>
         </w:rPr>
         <w:t xml:space="preserve">☐ </w:t>
       </w:r>
       <w:r>
-        <w:t>Open Copilot from the Home tab.</w:t>
+        <w:rPr/>
+        <w:t>Open Copilot in PowerPoint. In newer versions, select the Copilot icon in the lower-right corner of the presentation; in older versions, open Copilot from the Home tab.</w:t>
       </w:r>
     </w:p>
     <w:p>
@@ -7153,15 +7281,64 @@
         <w:pStyle w:val="PromptBlock"/>
       </w:pPr>
       <w:r>
+        <w:rPr/>
         <w:t>Give me slide-by-slide suggestions to improve this presentation for a senior leadership audience.</w:t>
       </w:r>
       <w:r>
         <w:br/>
       </w:r>
       <w:r>
+        <w:rPr/>
         <w:t>Focus on clarity, decision support, risk visibility, and visual storytelling.</w:t>
       </w:r>
     </w:p>
+    <w:tbl>
+      <w:tblPr>
+        <w:tblStyle w:val="TableGrid"/>
+        <w:tblW w:w="0" w:type="auto"/>
+        <w:tblLook w:val="04A0" w:firstRow="1" w:lastRow="0" w:firstColumn="1" w:lastColumn="0" w:noHBand="0" w:noVBand="1"/>
+      </w:tblPr>
+      <w:tblGrid>
+        <w:gridCol w:w="10215"/>
+      </w:tblGrid>
+      <w:tr>
+        <w:tc>
+          <w:tcPr>
+            <w:tcW w:w="10215" w:type="dxa"/>
+            <w:tcBorders>
+              <w:top w:val="single" w:color="B8D8CC" w:sz="4"/>
+              <w:left w:val="single" w:color="B8D8CC" w:sz="4"/>
+              <w:bottom w:val="single" w:color="B8D8CC" w:sz="4"/>
+              <w:right w:val="single" w:color="B8D8CC" w:sz="4"/>
+            </w:tcBorders>
+            <w:shd w:val="clear" w:color="auto" w:fill="EAF7F1"/>
+            <w:tcMar/>
+          </w:tcPr>
+          <w:p>
+            <w:pPr>
+              <w:pStyle w:val="Normal"/>
+            </w:pPr>
+            <w:r>
+              <w:rPr>
+                <w:b w:val="1"/>
+                <w:bCs w:val="1"/>
+                <w:color w:val="0B3D2E"/>
+                <w:sz w:val="19"/>
+                <w:szCs w:val="19"/>
+              </w:rPr>
+              <w:t xml:space="preserve">Additional prompt library: </w:t>
+            </w:r>
+            <w:r>
+              <w:rPr>
+                <w:sz w:val="19"/>
+                <w:szCs w:val="19"/>
+              </w:rPr>
+              <w:t>For more PowerPoint prompt examples to try after this lab, open https://copilotlabs.dsigncodehub.com/reference/microsoft-365-copilot-prompt-library.html and explore prompts for creating slides, refining messaging, generating speaker notes, and reviewing decks for leadership audiences.</w:t>
+            </w:r>
+          </w:p>
+        </w:tc>
+      </w:tr>
+    </w:tbl>
     <w:tbl>
       <w:tblPr>
         <w:tblW w:w="0" w:type="auto"/>
@@ -7976,6 +8153,7 @@
         </w:rPr>
       </w:pPr>
       <w:r>
+        <w:rPr/>
         <w:t>From this email thread, create an action tracker.</w:t>
       </w:r>
       <w:r>
@@ -7985,45 +8163,99 @@
         <w:br/>
       </w:r>
       <w:r>
+        <w:rPr/>
         <w:t>Use these columns:</w:t>
       </w:r>
       <w:r>
         <w:br/>
       </w:r>
       <w:r>
+        <w:rPr/>
         <w:t>- Action</w:t>
       </w:r>
       <w:r>
         <w:br/>
       </w:r>
       <w:r>
+        <w:rPr/>
         <w:t>- Owner or accountable role</w:t>
       </w:r>
       <w:r>
         <w:br/>
       </w:r>
       <w:r>
+        <w:rPr/>
         <w:t>- Due date if available</w:t>
       </w:r>
       <w:r>
         <w:br/>
       </w:r>
       <w:r>
+        <w:rPr/>
         <w:t>- Priority</w:t>
       </w:r>
       <w:r>
         <w:br/>
       </w:r>
       <w:r>
+        <w:rPr/>
         <w:t>- Dependency</w:t>
       </w:r>
       <w:r>
         <w:br/>
       </w:r>
       <w:r>
+        <w:rPr/>
         <w:t>- Recommended follow-up message</w:t>
       </w:r>
     </w:p>
+    <w:tbl>
+      <w:tblPr>
+        <w:tblStyle w:val="TableGrid"/>
+        <w:tblW w:w="0" w:type="auto"/>
+        <w:tblLook w:val="04A0" w:firstRow="1" w:lastRow="0" w:firstColumn="1" w:lastColumn="0" w:noHBand="0" w:noVBand="1"/>
+      </w:tblPr>
+      <w:tblGrid>
+        <w:gridCol w:w="10215"/>
+      </w:tblGrid>
+      <w:tr>
+        <w:tc>
+          <w:tcPr>
+            <w:tcW w:w="10215" w:type="dxa"/>
+            <w:tcBorders>
+              <w:top w:val="single" w:color="B8D8CC" w:sz="4"/>
+              <w:left w:val="single" w:color="B8D8CC" w:sz="4"/>
+              <w:bottom w:val="single" w:color="B8D8CC" w:sz="4"/>
+              <w:right w:val="single" w:color="B8D8CC" w:sz="4"/>
+            </w:tcBorders>
+            <w:shd w:val="clear" w:color="auto" w:fill="EAF7F1"/>
+            <w:tcMar/>
+          </w:tcPr>
+          <w:p>
+            <w:pPr>
+              <w:pStyle w:val="Normal"/>
+            </w:pPr>
+            <w:r>
+              <w:rPr>
+                <w:b w:val="1"/>
+                <w:bCs w:val="1"/>
+                <w:color w:val="0B3D2E"/>
+                <w:sz w:val="19"/>
+                <w:szCs w:val="19"/>
+              </w:rPr>
+              <w:t xml:space="preserve">Additional prompt library: </w:t>
+            </w:r>
+            <w:r>
+              <w:rPr>
+                <w:sz w:val="19"/>
+                <w:szCs w:val="19"/>
+              </w:rPr>
+              <w:t>For more Outlook prompt examples to try after this lab, open https://copilotlabs.dsigncodehub.com/reference/microsoft-365-copilot-prompt-library.html and explore prompts for email summaries, stakeholder replies, follow-up messages, inbox prioritization, and action tracking.</w:t>
+            </w:r>
+          </w:p>
+        </w:tc>
+      </w:tr>
+    </w:tbl>
     <w:tbl>
       <w:tblPr>
         <w:tblW w:w="0" w:type="auto"/>
@@ -9037,6 +9269,7 @@
         <w:pStyle w:val="PromptBlock"/>
       </w:pPr>
       <w:r>
+        <w:rPr/>
         <w:t>Review the meeting notes and identify items that should be escalated to leadership.</w:t>
       </w:r>
       <w:r>
@@ -9046,30 +9279,35 @@
         <w:br/>
       </w:r>
       <w:r>
+        <w:rPr/>
         <w:t>For each item provide:</w:t>
       </w:r>
       <w:r>
         <w:br/>
       </w:r>
       <w:r>
+        <w:rPr/>
         <w:t>- Risk description</w:t>
       </w:r>
       <w:r>
         <w:br/>
       </w:r>
       <w:r>
+        <w:rPr/>
         <w:t>- Potential impact</w:t>
       </w:r>
       <w:r>
         <w:br/>
       </w:r>
       <w:r>
+        <w:rPr/>
         <w:t>- Urgency</w:t>
       </w:r>
       <w:r>
         <w:br/>
       </w:r>
       <w:r>
+        <w:rPr/>
         <w:t>- Recommended escalation action</w:t>
       </w:r>
       <w:r>
@@ -9079,9 +9317,57 @@
         <w:br/>
       </w:r>
       <w:r>
+        <w:rPr/>
         <w:t>Return the result as a table.</w:t>
       </w:r>
     </w:p>
+    <w:tbl>
+      <w:tblPr>
+        <w:tblStyle w:val="TableGrid"/>
+        <w:tblW w:w="0" w:type="auto"/>
+        <w:tblLook w:val="04A0" w:firstRow="1" w:lastRow="0" w:firstColumn="1" w:lastColumn="0" w:noHBand="0" w:noVBand="1"/>
+      </w:tblPr>
+      <w:tblGrid>
+        <w:gridCol w:w="10215"/>
+      </w:tblGrid>
+      <w:tr>
+        <w:tc>
+          <w:tcPr>
+            <w:tcW w:w="10215" w:type="dxa"/>
+            <w:tcBorders>
+              <w:top w:val="single" w:color="B8D8CC" w:sz="4"/>
+              <w:left w:val="single" w:color="B8D8CC" w:sz="4"/>
+              <w:bottom w:val="single" w:color="B8D8CC" w:sz="4"/>
+              <w:right w:val="single" w:color="B8D8CC" w:sz="4"/>
+            </w:tcBorders>
+            <w:shd w:val="clear" w:color="auto" w:fill="EAF7F1"/>
+            <w:tcMar/>
+          </w:tcPr>
+          <w:p>
+            <w:pPr>
+              <w:pStyle w:val="Normal"/>
+            </w:pPr>
+            <w:r>
+              <w:rPr>
+                <w:b w:val="1"/>
+                <w:bCs w:val="1"/>
+                <w:color w:val="0B3D2E"/>
+                <w:sz w:val="19"/>
+                <w:szCs w:val="19"/>
+              </w:rPr>
+              <w:t xml:space="preserve">Additional prompt library: </w:t>
+            </w:r>
+            <w:r>
+              <w:rPr>
+                <w:sz w:val="19"/>
+                <w:szCs w:val="19"/>
+              </w:rPr>
+              <w:t>For more Teams and meeting prompt examples to try after this lab, open https://copilotlabs.dsigncodehub.com/reference/microsoft-365-copilot-prompt-library.html and explore prompts for meeting preparation, recaps, action extraction, open questions, and stakeholder follow-up.</w:t>
+            </w:r>
+          </w:p>
+        </w:tc>
+      </w:tr>
+    </w:tbl>
     <w:tbl>
       <w:tblPr>
         <w:tblStyle w:val="TableGrid"/>
@@ -9581,12 +9867,30 @@
       </w:pPr>
       <w:r>
         <w:rPr>
-          <w:b/>
+          <w:b w:val="1"/>
+          <w:bCs w:val="1"/>
         </w:rPr>
         <w:t xml:space="preserve">☐ </w:t>
       </w:r>
       <w:r>
+        <w:rPr/>
         <w:t>Confirm the data is formatted as a table.</w:t>
+      </w:r>
+    </w:p>
+    <w:p>
+      <w:pPr>
+        <w:pStyle w:val="Checklist"/>
+      </w:pPr>
+      <w:r>
+        <w:rPr>
+          <w:b w:val="1"/>
+          <w:bCs w:val="1"/>
+        </w:rPr>
+        <w:t xml:space="preserve">☐ </w:t>
+      </w:r>
+      <w:r>
+        <w:rPr/>
+        <w:t>Open Copilot in Excel. In newer versions, select the Copilot icon in the lower-right corner of the workbook; in older versions, open Copilot from the Home tab.</w:t>
       </w:r>
     </w:p>
     <w:p>
@@ -9603,23 +9907,6 @@
         <w:t xml:space="preserve">☐ </w:t>
       </w:r>
       <w:r>
-        <w:t>Open Copilot from the Home tab.</w:t>
-      </w:r>
-    </w:p>
-    <w:p>
-      <w:pPr>
-        <w:pStyle w:val="Checklist"/>
-        <w:rPr>
-          <w:rFonts w:hint="eastAsia"/>
-        </w:rPr>
-      </w:pPr>
-      <w:r>
-        <w:rPr>
-          <w:b/>
-        </w:rPr>
-        <w:t xml:space="preserve">☐ </w:t>
-      </w:r>
-      <w:r>
         <w:t>Submit the following prompt.</w:t>
       </w:r>
     </w:p>
@@ -9821,6 +10108,7 @@
         <w:pStyle w:val="PromptBlock"/>
       </w:pPr>
       <w:r>
+        <w:rPr/>
         <w:t>Create an executive summary of the procurement analysis.</w:t>
       </w:r>
       <w:r>
@@ -9830,39 +10118,92 @@
         <w:br/>
       </w:r>
       <w:r>
+        <w:rPr/>
         <w:t>Use this structure:</w:t>
       </w:r>
       <w:r>
         <w:br/>
       </w:r>
       <w:r>
+        <w:rPr/>
         <w:t>- Key findings</w:t>
       </w:r>
       <w:r>
         <w:br/>
       </w:r>
       <w:r>
+        <w:rPr/>
         <w:t>- Risks</w:t>
       </w:r>
       <w:r>
         <w:br/>
       </w:r>
       <w:r>
+        <w:rPr/>
         <w:t>- Possible savings opportunities</w:t>
       </w:r>
       <w:r>
         <w:br/>
       </w:r>
       <w:r>
+        <w:rPr/>
         <w:t>- Questions for Procurement</w:t>
       </w:r>
       <w:r>
         <w:br/>
       </w:r>
       <w:r>
+        <w:rPr/>
         <w:t>- Recommended next steps</w:t>
       </w:r>
     </w:p>
+    <w:tbl>
+      <w:tblPr>
+        <w:tblStyle w:val="TableGrid"/>
+        <w:tblW w:w="0" w:type="auto"/>
+        <w:tblLook w:val="04A0" w:firstRow="1" w:lastRow="0" w:firstColumn="1" w:lastColumn="0" w:noHBand="0" w:noVBand="1"/>
+      </w:tblPr>
+      <w:tblGrid>
+        <w:gridCol w:w="10215"/>
+      </w:tblGrid>
+      <w:tr>
+        <w:tc>
+          <w:tcPr>
+            <w:tcW w:w="10215" w:type="dxa"/>
+            <w:tcBorders>
+              <w:top w:val="single" w:color="B8D8CC" w:sz="4"/>
+              <w:left w:val="single" w:color="B8D8CC" w:sz="4"/>
+              <w:bottom w:val="single" w:color="B8D8CC" w:sz="4"/>
+              <w:right w:val="single" w:color="B8D8CC" w:sz="4"/>
+            </w:tcBorders>
+            <w:shd w:val="clear" w:color="auto" w:fill="EAF7F1"/>
+            <w:tcMar/>
+          </w:tcPr>
+          <w:p>
+            <w:pPr>
+              <w:pStyle w:val="Normal"/>
+            </w:pPr>
+            <w:r>
+              <w:rPr>
+                <w:b w:val="1"/>
+                <w:bCs w:val="1"/>
+                <w:color w:val="0B3D2E"/>
+                <w:sz w:val="19"/>
+                <w:szCs w:val="19"/>
+              </w:rPr>
+              <w:t xml:space="preserve">Additional prompt library: </w:t>
+            </w:r>
+            <w:r>
+              <w:rPr>
+                <w:sz w:val="19"/>
+                <w:szCs w:val="19"/>
+              </w:rPr>
+              <w:t>For more Excel prompt examples to try after this lab, open https://copilotlabs.dsigncodehub.com/reference/microsoft-365-copilot-prompt-library.html and explore prompts for data summaries, anomaly detection, dashboard ideas, risk analysis, and executive insight summaries.</w:t>
+            </w:r>
+          </w:p>
+        </w:tc>
+      </w:tr>
+    </w:tbl>
     <w:tbl>
       <w:tblPr>
         <w:tblStyle w:val="TableGrid"/>
@@ -10377,6 +10718,7 @@
         <w:pStyle w:val="PromptBlock"/>
       </w:pPr>
       <w:r>
+        <w:rPr/>
         <w:t>Create a short HSSE leadership briefing based on this workbook.</w:t>
       </w:r>
       <w:r>
@@ -10386,39 +10728,92 @@
         <w:br/>
       </w:r>
       <w:r>
+        <w:rPr/>
         <w:t>Include:</w:t>
       </w:r>
       <w:r>
         <w:br/>
       </w:r>
       <w:r>
+        <w:rPr/>
         <w:t>- Overall performance summary</w:t>
       </w:r>
       <w:r>
         <w:br/>
       </w:r>
       <w:r>
+        <w:rPr/>
         <w:t>- Positive indicators</w:t>
       </w:r>
       <w:r>
         <w:br/>
       </w:r>
       <w:r>
+        <w:rPr/>
         <w:t>- Areas requiring attention</w:t>
       </w:r>
       <w:r>
         <w:br/>
       </w:r>
       <w:r>
+        <w:rPr/>
         <w:t>- Recommended actions</w:t>
       </w:r>
       <w:r>
         <w:br/>
       </w:r>
       <w:r>
+        <w:rPr/>
         <w:t>- Questions for leadership</w:t>
       </w:r>
     </w:p>
+    <w:tbl>
+      <w:tblPr>
+        <w:tblStyle w:val="TableGrid"/>
+        <w:tblW w:w="0" w:type="auto"/>
+        <w:tblLook w:val="04A0" w:firstRow="1" w:lastRow="0" w:firstColumn="1" w:lastColumn="0" w:noHBand="0" w:noVBand="1"/>
+      </w:tblPr>
+      <w:tblGrid>
+        <w:gridCol w:w="10215"/>
+      </w:tblGrid>
+      <w:tr>
+        <w:tc>
+          <w:tcPr>
+            <w:tcW w:w="10215" w:type="dxa"/>
+            <w:tcBorders>
+              <w:top w:val="single" w:color="B8D8CC" w:sz="4"/>
+              <w:left w:val="single" w:color="B8D8CC" w:sz="4"/>
+              <w:bottom w:val="single" w:color="B8D8CC" w:sz="4"/>
+              <w:right w:val="single" w:color="B8D8CC" w:sz="4"/>
+            </w:tcBorders>
+            <w:shd w:val="clear" w:color="auto" w:fill="EAF7F1"/>
+            <w:tcMar/>
+          </w:tcPr>
+          <w:p>
+            <w:pPr>
+              <w:pStyle w:val="Normal"/>
+            </w:pPr>
+            <w:r>
+              <w:rPr>
+                <w:b w:val="1"/>
+                <w:bCs w:val="1"/>
+                <w:color w:val="0B3D2E"/>
+                <w:sz w:val="19"/>
+                <w:szCs w:val="19"/>
+              </w:rPr>
+              <w:t xml:space="preserve">Additional prompt library: </w:t>
+            </w:r>
+            <w:r>
+              <w:rPr>
+                <w:sz w:val="19"/>
+                <w:szCs w:val="19"/>
+              </w:rPr>
+              <w:t>For more Excel prompt examples to try after this lab, open https://copilotlabs.dsigncodehub.com/reference/microsoft-365-copilot-prompt-library.html and explore prompts for KPI analysis, trend charts, leadership briefings, risk summaries, and validation checks.</w:t>
+            </w:r>
+          </w:p>
+        </w:tc>
+      </w:tr>
+    </w:tbl>
     <w:tbl>
       <w:tblPr>
         <w:tblW w:w="0" w:type="auto"/>
@@ -10993,6 +11388,7 @@
         <w:pStyle w:val="PromptBlock"/>
       </w:pPr>
       <w:r>
+        <w:rPr/>
         <w:t>Recommend what should be included in a Copilot Notebook for this project.</w:t>
       </w:r>
       <w:r>
@@ -11002,39 +11398,92 @@
         <w:br/>
       </w:r>
       <w:r>
+        <w:rPr/>
         <w:t>List:</w:t>
       </w:r>
       <w:r>
         <w:br/>
       </w:r>
       <w:r>
+        <w:rPr/>
         <w:t>- Files to include</w:t>
       </w:r>
       <w:r>
         <w:br/>
       </w:r>
       <w:r>
+        <w:rPr/>
         <w:t>- Recurring prompts to save</w:t>
       </w:r>
       <w:r>
         <w:br/>
       </w:r>
       <w:r>
+        <w:rPr/>
         <w:t>- Decisions to maintain</w:t>
       </w:r>
       <w:r>
         <w:br/>
       </w:r>
       <w:r>
+        <w:rPr/>
         <w:t>- Risks to monitor</w:t>
       </w:r>
       <w:r>
         <w:br/>
       </w:r>
       <w:r>
+        <w:rPr/>
         <w:t>- Weekly update questions</w:t>
       </w:r>
     </w:p>
+    <w:tbl>
+      <w:tblPr>
+        <w:tblStyle w:val="TableGrid"/>
+        <w:tblW w:w="0" w:type="auto"/>
+        <w:tblLook w:val="04A0" w:firstRow="1" w:lastRow="0" w:firstColumn="1" w:lastColumn="0" w:noHBand="0" w:noVBand="1"/>
+      </w:tblPr>
+      <w:tblGrid>
+        <w:gridCol w:w="10215"/>
+      </w:tblGrid>
+      <w:tr>
+        <w:tc>
+          <w:tcPr>
+            <w:tcW w:w="10215" w:type="dxa"/>
+            <w:tcBorders>
+              <w:top w:val="single" w:color="B8D8CC" w:sz="4"/>
+              <w:left w:val="single" w:color="B8D8CC" w:sz="4"/>
+              <w:bottom w:val="single" w:color="B8D8CC" w:sz="4"/>
+              <w:right w:val="single" w:color="B8D8CC" w:sz="4"/>
+            </w:tcBorders>
+            <w:shd w:val="clear" w:color="auto" w:fill="EAF7F1"/>
+            <w:tcMar/>
+          </w:tcPr>
+          <w:p>
+            <w:pPr>
+              <w:pStyle w:val="Normal"/>
+            </w:pPr>
+            <w:r>
+              <w:rPr>
+                <w:b w:val="1"/>
+                <w:bCs w:val="1"/>
+                <w:color w:val="0B3D2E"/>
+                <w:sz w:val="19"/>
+                <w:szCs w:val="19"/>
+              </w:rPr>
+              <w:t xml:space="preserve">Additional prompt library: </w:t>
+            </w:r>
+            <w:r>
+              <w:rPr>
+                <w:sz w:val="19"/>
+                <w:szCs w:val="19"/>
+              </w:rPr>
+              <w:t>For more Copilot Pages, Notebook, and reusable knowledge prompt examples to try after this lab, open https://copilotlabs.dsigncodehub.com/reference/microsoft-365-copilot-prompt-library.html and explore prompts for organizing notes, creating briefs, preserving context, and planning recurring updates.</w:t>
+            </w:r>
+          </w:p>
+        </w:tc>
+      </w:tr>
+    </w:tbl>
     <w:tbl>
       <w:tblPr>
         <w:tblW w:w="0" w:type="auto"/>
@@ -12169,6 +12618,53 @@
         </w:rPr>
       </w:pPr>
     </w:p>
+    <w:tbl>
+      <w:tblPr>
+        <w:tblStyle w:val="TableGrid"/>
+        <w:tblW w:w="0" w:type="auto"/>
+        <w:tblLook w:val="04A0" w:firstRow="1" w:lastRow="0" w:firstColumn="1" w:lastColumn="0" w:noHBand="0" w:noVBand="1"/>
+      </w:tblPr>
+      <w:tblGrid>
+        <w:gridCol w:w="10215"/>
+      </w:tblGrid>
+      <w:tr>
+        <w:tc>
+          <w:tcPr>
+            <w:tcW w:w="10215" w:type="dxa"/>
+            <w:tcBorders>
+              <w:top w:val="single" w:color="B8D8CC" w:sz="4"/>
+              <w:left w:val="single" w:color="B8D8CC" w:sz="4"/>
+              <w:bottom w:val="single" w:color="B8D8CC" w:sz="4"/>
+              <w:right w:val="single" w:color="B8D8CC" w:sz="4"/>
+            </w:tcBorders>
+            <w:shd w:val="clear" w:color="auto" w:fill="EAF7F1"/>
+            <w:tcMar/>
+          </w:tcPr>
+          <w:p>
+            <w:pPr>
+              <w:pStyle w:val="Normal"/>
+            </w:pPr>
+            <w:r>
+              <w:rPr>
+                <w:b w:val="1"/>
+                <w:bCs w:val="1"/>
+                <w:color w:val="0B3D2E"/>
+                <w:sz w:val="19"/>
+                <w:szCs w:val="19"/>
+              </w:rPr>
+              <w:t xml:space="preserve">Additional prompt library: </w:t>
+            </w:r>
+            <w:r>
+              <w:rPr>
+                <w:sz w:val="19"/>
+                <w:szCs w:val="19"/>
+              </w:rPr>
+              <w:t>For more Researcher, Analyst, and advanced Copilot prompt examples to try after this lab, open https://copilotlabs.dsigncodehub.com/reference/microsoft-365-copilot-prompt-library.html and explore prompts for multi-source research, spreadsheet analysis, assumptions, evidence checks, and management recommendations.</w:t>
+            </w:r>
+          </w:p>
+        </w:tc>
+      </w:tr>
+    </w:tbl>
     <w:tbl>
       <w:tblPr>
         <w:tblStyle w:val="TableGrid"/>
@@ -12735,6 +13231,7 @@
         <w:pStyle w:val="Heading2"/>
       </w:pPr>
       <w:r>
+        <w:rPr/>
         <w:t>Exercise 3 - Configure instructions</w:t>
       </w:r>
     </w:p>
@@ -12743,37 +13240,187 @@
         <w:pStyle w:val="PromptBlock"/>
       </w:pPr>
       <w:r>
-        <w:t>Answer only from the uploaded knowledge sources.</w:t>
-      </w:r>
-      <w:r>
-        <w:br/>
-      </w:r>
-      <w:r>
-        <w:t>Do not fabricate policies, names, figures, or operational procedures.</w:t>
-      </w:r>
-      <w:r>
-        <w:br/>
-      </w:r>
-      <w:r>
-        <w:t>If the requested information is not available, respond:</w:t>
-      </w:r>
-      <w:r>
-        <w:br/>
-      </w:r>
-      <w:r>
-        <w:t>"I cannot find that information in my knowledge source. Please verify with the responsible business owner."</w:t>
-      </w:r>
-      <w:r>
-        <w:br/>
-      </w:r>
-      <w:r>
-        <w:t>Do not provide emergency, legal, medical, or real production-control instructions.</w:t>
-      </w:r>
-      <w:r>
-        <w:br/>
-      </w:r>
-      <w:r>
-        <w:t>Keep answers concise and cite or mention the source document when possible.</w:t>
+        <w:rPr/>
+        <w:t>You are the Energy Operations Knowledge Assistant.</w:t>
+      </w:r>
+      <w:r>
+        <w:br/>
+      </w:r>
+      <w:r>
+        <w:br/>
+      </w:r>
+      <w:r>
+        <w:rPr/>
+        <w:t>Purpose:</w:t>
+      </w:r>
+      <w:r>
+        <w:br/>
+      </w:r>
+      <w:r>
+        <w:rPr/>
+        <w:t>Help users answer questions about the mock Energy Operations reporting programme, KPI governance, training file locations, and safe Copilot prompting guidance.</w:t>
+      </w:r>
+      <w:r>
+        <w:br/>
+      </w:r>
+      <w:r>
+        <w:br/>
+      </w:r>
+      <w:r>
+        <w:rPr/>
+        <w:t>Use only the approved training documents attached as knowledge sources. Do not use general web knowledge, assumptions, or unapproved sources for programme facts, KPI governance, file locations, or policy-like guidance.</w:t>
+      </w:r>
+      <w:r>
+        <w:br/>
+      </w:r>
+      <w:r>
+        <w:br/>
+      </w:r>
+      <w:r>
+        <w:rPr/>
+        <w:t>Response rules:</w:t>
+      </w:r>
+      <w:r>
+        <w:br/>
+      </w:r>
+      <w:r>
+        <w:rPr/>
+        <w:t>- Base answers only on the uploaded knowledge sources.</w:t>
+      </w:r>
+      <w:r>
+        <w:br/>
+      </w:r>
+      <w:r>
+        <w:rPr/>
+        <w:t>- Mention the source document name when possible.</w:t>
+      </w:r>
+      <w:r>
+        <w:br/>
+      </w:r>
+      <w:r>
+        <w:rPr/>
+        <w:t>- Keep responses concise, practical, and suitable for training participants, organisers, and programme support teams.</w:t>
+      </w:r>
+      <w:r>
+        <w:br/>
+      </w:r>
+      <w:r>
+        <w:rPr/>
+        <w:t>- Clearly separate confirmed information from suggested next steps.</w:t>
+      </w:r>
+      <w:r>
+        <w:br/>
+      </w:r>
+      <w:r>
+        <w:rPr/>
+        <w:t>- Do not fabricate policies, names, figures, KPI definitions, file locations, approval routes, or operational procedures.</w:t>
+      </w:r>
+      <w:r>
+        <w:br/>
+      </w:r>
+      <w:r>
+        <w:rPr/>
+        <w:t>- Do not provide emergency, legal, medical, or real production-control instructions.</w:t>
+      </w:r>
+      <w:r>
+        <w:br/>
+      </w:r>
+      <w:r>
+        <w:rPr/>
+        <w:t>- Encourage safe prompting. Remind users not to include sensitive, personal, confidential, supplier-sensitive, or unnecessary business data unless the approved guidance explicitly permits it.</w:t>
+      </w:r>
+      <w:r>
+        <w:br/>
+      </w:r>
+      <w:r>
+        <w:br/>
+      </w:r>
+      <w:r>
+        <w:rPr/>
+        <w:t>If information is missing:</w:t>
+      </w:r>
+      <w:r>
+        <w:br/>
+      </w:r>
+      <w:r>
+        <w:rPr/>
+        <w:t>Say: “I cannot find that information in my knowledge source. Please verify with the responsible business owner.”</w:t>
+      </w:r>
+      <w:r>
+        <w:br/>
+      </w:r>
+      <w:r>
+        <w:rPr/>
+        <w:t>Then suggest that the user attach the relevant approved document or check with the programme organisers.</w:t>
+      </w:r>
+      <w:r>
+        <w:br/>
+      </w:r>
+      <w:r>
+        <w:br/>
+      </w:r>
+      <w:r>
+        <w:rPr/>
+        <w:t>Main capabilities:</w:t>
+      </w:r>
+      <w:r>
+        <w:br/>
+      </w:r>
+      <w:r>
+        <w:rPr/>
+        <w:t>1. Answer questions about the mock Energy Operations reporting programme.</w:t>
+      </w:r>
+      <w:r>
+        <w:br/>
+      </w:r>
+      <w:r>
+        <w:rPr/>
+        <w:t>2. Explain KPI governance only when the detail is present in the approved materials.</w:t>
+      </w:r>
+      <w:r>
+        <w:br/>
+      </w:r>
+      <w:r>
+        <w:rPr/>
+        <w:t>3. Help locate documented training files, folders, and source documents.</w:t>
+      </w:r>
+      <w:r>
+        <w:br/>
+      </w:r>
+      <w:r>
+        <w:rPr/>
+        <w:t>4. Rewrite or suggest safe Copilot prompts grounded in the approved Energy Operations materials.</w:t>
+      </w:r>
+      <w:r>
+        <w:br/>
+      </w:r>
+      <w:r>
+        <w:br/>
+      </w:r>
+      <w:r>
+        <w:rPr/>
+        <w:t>Preferred response format:</w:t>
+      </w:r>
+      <w:r>
+        <w:br/>
+      </w:r>
+      <w:r>
+        <w:rPr/>
+        <w:t>- Short answer</w:t>
+      </w:r>
+      <w:r>
+        <w:br/>
+      </w:r>
+      <w:r>
+        <w:rPr/>
+        <w:t>- Details from the approved materials</w:t>
+      </w:r>
+      <w:r>
+        <w:br/>
+      </w:r>
+      <w:r>
+        <w:rPr/>
+        <w:t>- Next step</w:t>
       </w:r>
     </w:p>
     <w:p>
@@ -13254,30 +13901,71 @@
         <w:pStyle w:val="PromptBlock"/>
       </w:pPr>
       <w:r>
-        <w:rPr>
-          <w:szCs w:val="18"/>
-        </w:rPr>
+        <w:rPr/>
         <w:t>Review the failed or weak test responses.</w:t>
       </w:r>
       <w:r>
         <w:br/>
       </w:r>
       <w:r>
-        <w:rPr>
-          <w:szCs w:val="18"/>
-        </w:rPr>
+        <w:rPr/>
         <w:t>Suggest three improvements to the agent instructions or knowledge source content.</w:t>
       </w:r>
       <w:r>
         <w:br/>
       </w:r>
       <w:r>
-        <w:rPr>
-          <w:szCs w:val="18"/>
-        </w:rPr>
+        <w:rPr/>
         <w:t>Return the result as a table with Issue, Improvement, and Reason.</w:t>
       </w:r>
     </w:p>
+    <w:tbl>
+      <w:tblPr>
+        <w:tblStyle w:val="TableGrid"/>
+        <w:tblW w:w="0" w:type="auto"/>
+        <w:tblLook w:val="04A0" w:firstRow="1" w:lastRow="0" w:firstColumn="1" w:lastColumn="0" w:noHBand="0" w:noVBand="1"/>
+      </w:tblPr>
+      <w:tblGrid>
+        <w:gridCol w:w="10215"/>
+      </w:tblGrid>
+      <w:tr>
+        <w:tc>
+          <w:tcPr>
+            <w:tcW w:w="10215" w:type="dxa"/>
+            <w:tcBorders>
+              <w:top w:val="single" w:color="B8D8CC" w:sz="4"/>
+              <w:left w:val="single" w:color="B8D8CC" w:sz="4"/>
+              <w:bottom w:val="single" w:color="B8D8CC" w:sz="4"/>
+              <w:right w:val="single" w:color="B8D8CC" w:sz="4"/>
+            </w:tcBorders>
+            <w:shd w:val="clear" w:color="auto" w:fill="EAF7F1"/>
+            <w:tcMar/>
+          </w:tcPr>
+          <w:p>
+            <w:pPr>
+              <w:pStyle w:val="Normal"/>
+            </w:pPr>
+            <w:r>
+              <w:rPr>
+                <w:b w:val="1"/>
+                <w:bCs w:val="1"/>
+                <w:color w:val="0B3D2E"/>
+                <w:sz w:val="19"/>
+                <w:szCs w:val="19"/>
+              </w:rPr>
+              <w:t xml:space="preserve">Additional prompt library: </w:t>
+            </w:r>
+            <w:r>
+              <w:rPr>
+                <w:sz w:val="19"/>
+                <w:szCs w:val="19"/>
+              </w:rPr>
+              <w:t>For more Agent Builder prompt examples to try after this lab, open https://copilotlabs.dsigncodehub.com/reference/microsoft-365-copilot-prompt-library.html and explore prompts for agent instructions, knowledge grounding, test cases, fallback behavior, and improvement planning.</w:t>
+            </w:r>
+          </w:p>
+        </w:tc>
+      </w:tr>
+    </w:tbl>
     <w:p>
       <w:pPr>
         <w:pStyle w:val="Heading1"/>
@@ -14284,6 +14972,7 @@
         <w:pStyle w:val="PromptBlock"/>
       </w:pPr>
       <w:r>
+        <w:rPr/>
         <w:t>Based on the test results, recommend improvements to the Procurement Support Agent.</w:t>
       </w:r>
       <w:r>
@@ -14293,33 +14982,85 @@
         <w:br/>
       </w:r>
       <w:r>
+        <w:rPr/>
         <w:t>Return a table with:</w:t>
       </w:r>
       <w:r>
         <w:br/>
       </w:r>
       <w:r>
+        <w:rPr/>
         <w:t>- Test ID</w:t>
       </w:r>
       <w:r>
         <w:br/>
       </w:r>
       <w:r>
+        <w:rPr/>
         <w:t>- Weakness found</w:t>
       </w:r>
       <w:r>
         <w:br/>
       </w:r>
       <w:r>
+        <w:rPr/>
         <w:t>- Recommended change</w:t>
       </w:r>
       <w:r>
         <w:br/>
       </w:r>
       <w:r>
+        <w:rPr/>
         <w:t>- Expected benefit</w:t>
       </w:r>
     </w:p>
+    <w:tbl>
+      <w:tblPr>
+        <w:tblStyle w:val="TableGrid"/>
+        <w:tblW w:w="0" w:type="auto"/>
+        <w:tblLook w:val="04A0" w:firstRow="1" w:lastRow="0" w:firstColumn="1" w:lastColumn="0" w:noHBand="0" w:noVBand="1"/>
+      </w:tblPr>
+      <w:tblGrid>
+        <w:gridCol w:w="10215"/>
+      </w:tblGrid>
+      <w:tr>
+        <w:tc>
+          <w:tcPr>
+            <w:tcW w:w="10215" w:type="dxa"/>
+            <w:tcBorders>
+              <w:top w:val="single" w:color="B8D8CC" w:sz="4"/>
+              <w:left w:val="single" w:color="B8D8CC" w:sz="4"/>
+              <w:bottom w:val="single" w:color="B8D8CC" w:sz="4"/>
+              <w:right w:val="single" w:color="B8D8CC" w:sz="4"/>
+            </w:tcBorders>
+            <w:shd w:val="clear" w:color="auto" w:fill="EAF7F1"/>
+            <w:tcMar/>
+          </w:tcPr>
+          <w:p>
+            <w:pPr>
+              <w:pStyle w:val="Normal"/>
+            </w:pPr>
+            <w:r>
+              <w:rPr>
+                <w:b w:val="1"/>
+                <w:bCs w:val="1"/>
+                <w:color w:val="0B3D2E"/>
+                <w:sz w:val="19"/>
+                <w:szCs w:val="19"/>
+              </w:rPr>
+              <w:t xml:space="preserve">Additional prompt library: </w:t>
+            </w:r>
+            <w:r>
+              <w:rPr>
+                <w:sz w:val="19"/>
+                <w:szCs w:val="19"/>
+              </w:rPr>
+              <w:t>For more Copilot Studio prompt examples to try after this lab, open https://copilotlabs.dsigncodehub.com/reference/microsoft-365-copilot-prompt-library.html and explore prompts for agent scope, instructions, test planning, governance, escalation, and response improvement.</w:t>
+            </w:r>
+          </w:p>
+        </w:tc>
+      </w:tr>
+    </w:tbl>
     <w:tbl>
       <w:tblPr>
         <w:tblW w:w="0" w:type="auto"/>
@@ -15346,6 +16087,7 @@
         <w:pStyle w:val="PromptBlock"/>
       </w:pPr>
       <w:r>
+        <w:rPr/>
         <w:t>Step 1: Summarize the project, procurement workbook, HSSE workbook, and cost workbook into a single leadership briefing outline.</w:t>
       </w:r>
       <w:r>
@@ -15355,6 +16097,7 @@
         <w:br/>
       </w:r>
       <w:r>
+        <w:rPr/>
         <w:t>Step 2: Create the executive report in Word using the outline.</w:t>
       </w:r>
       <w:r>
@@ -15364,6 +16107,7 @@
         <w:br/>
       </w:r>
       <w:r>
+        <w:rPr/>
         <w:t>Step 3: Analyze the Excel workbooks and identify the top project, procurement, and HSSE risks.</w:t>
       </w:r>
       <w:r>
@@ -15373,6 +16117,7 @@
         <w:br/>
       </w:r>
       <w:r>
+        <w:rPr/>
         <w:t>Step 4: Create a PowerPoint presentation for leadership review.</w:t>
       </w:r>
       <w:r>
@@ -15382,6 +16127,7 @@
         <w:br/>
       </w:r>
       <w:r>
+        <w:rPr/>
         <w:t>Step 5: Build or design an agent that answers questions from the approved knowledge documents.</w:t>
       </w:r>
       <w:r>
@@ -15391,9 +16137,57 @@
         <w:br/>
       </w:r>
       <w:r>
+        <w:rPr/>
         <w:t>Step 6: Test the agent and document improvements.</w:t>
       </w:r>
     </w:p>
+    <w:tbl>
+      <w:tblPr>
+        <w:tblStyle w:val="TableGrid"/>
+        <w:tblW w:w="0" w:type="auto"/>
+        <w:tblLook w:val="04A0" w:firstRow="1" w:lastRow="0" w:firstColumn="1" w:lastColumn="0" w:noHBand="0" w:noVBand="1"/>
+      </w:tblPr>
+      <w:tblGrid>
+        <w:gridCol w:w="10215"/>
+      </w:tblGrid>
+      <w:tr>
+        <w:tc>
+          <w:tcPr>
+            <w:tcW w:w="10215" w:type="dxa"/>
+            <w:tcBorders>
+              <w:top w:val="single" w:color="B8D8CC" w:sz="4"/>
+              <w:left w:val="single" w:color="B8D8CC" w:sz="4"/>
+              <w:bottom w:val="single" w:color="B8D8CC" w:sz="4"/>
+              <w:right w:val="single" w:color="B8D8CC" w:sz="4"/>
+            </w:tcBorders>
+            <w:shd w:val="clear" w:color="auto" w:fill="EAF7F1"/>
+            <w:tcMar/>
+          </w:tcPr>
+          <w:p>
+            <w:pPr>
+              <w:pStyle w:val="Normal"/>
+            </w:pPr>
+            <w:r>
+              <w:rPr>
+                <w:b w:val="1"/>
+                <w:bCs w:val="1"/>
+                <w:color w:val="0B3D2E"/>
+                <w:sz w:val="19"/>
+                <w:szCs w:val="19"/>
+              </w:rPr>
+              <w:t xml:space="preserve">Additional prompt library: </w:t>
+            </w:r>
+            <w:r>
+              <w:rPr>
+                <w:sz w:val="19"/>
+                <w:szCs w:val="19"/>
+              </w:rPr>
+              <w:t>For more capstone prompt ideas, open https://copilotlabs.dsigncodehub.com/reference/microsoft-365-copilot-prompt-library.html and explore prompts across Word, Excel, PowerPoint, meetings, research, agents, validation, and executive communication.</w:t>
+            </w:r>
+          </w:p>
+        </w:tc>
+      </w:tr>
+    </w:tbl>
     <w:p>
       <w:pPr>
         <w:pStyle w:val="Heading2"/>
